--- a/Bitirme-2_AraRapor_KTUN.docx
+++ b/Bitirme-2_AraRapor_KTUN.docx
@@ -591,1175 +591,219 @@
           </w:tcPr>
           <w:p>
             <w:pPr>
-              <w:spacing w:line="360" w:lineRule="auto"/>
-              <w:rPr>
-                <w:sz w:val="24"/>
-                <w:szCs w:val="24"/>
-              </w:rPr>
-            </w:pPr>
-          </w:p>
-          <w:p>
-            <w:pPr>
-              <w:spacing w:line="360" w:lineRule="auto"/>
-              <w:jc w:val="center"/>
+              <w:spacing w:after="0"/>
+              <w:jc w:val="both"/>
+            </w:pPr>
+            <w:r>
               <w:rPr>
                 <w:b/>
-                <w:sz w:val="24"/>
-                <w:szCs w:val="24"/>
-              </w:rPr>
+              </w:rPr>
+              <w:t>DÖNEM İÇİ YAPILAN ÇALIŞMALARIN ÖZETİ</w:t>
+            </w:r>
+          </w:p>
+          <w:p>
+            <w:pPr>
+              <w:spacing w:after="0"/>
+              <w:jc w:val="both"/>
+            </w:pPr>
+            <w:r>
+              <w:rPr>
+                <w:b w:val="0"/>
+              </w:rPr>
+              <w:t>Bu ara rapor döneminde çalışma grubu, Bitirme-1 kapsamında geliştirilen Çiftçi AI prototipini daha kararlı, yönetilebilir ve üretim ortamına daha yakın bir yapıya dönüştürmeye odaklanmıştır. Birinci dönemde oluşturulan temel değer önerisi; tarımsal bilgiye hızlı erişim sağlayan RAG destekli yapay zekâ danışmanı, kullanıcı odaklı mobil arayüz ve görev planlama mekanizması iken, ikinci dönemde bu yapının yazılım mühendisliği kalitesi, güvenlik yaklaşımı ve sürdürülebilirliği artırılmıştır. Böylece proje yalnızca çalışan bir prototip olmaktan çıkarılıp, saha kullanımına yaklaşan bir karar destek sistemine dönüştürülmüştür.</w:t>
+            </w:r>
+          </w:p>
+          <w:p>
+            <w:pPr>
+              <w:spacing w:before="0" w:after="0"/>
+              <w:jc w:val="both"/>
             </w:pPr>
             <w:r>
               <w:rPr>
                 <w:b/>
-                <w:sz w:val="24"/>
-                <w:szCs w:val="24"/>
-              </w:rPr>
-              <w:t>D</w:t>
-            </w:r>
+              </w:rPr>
+              <w:t>1. Mimari olgunlaştırma ve kod tabanı sadeleştirmesi</w:t>
+            </w:r>
+          </w:p>
+          <w:p>
+            <w:pPr>
+              <w:spacing w:after="0"/>
+              <w:jc w:val="both"/>
+            </w:pPr>
+            <w:r>
+              <w:rPr>
+                <w:b w:val="0"/>
+              </w:rPr>
+              <w:t>İkinci dönem çalışmalarının ilk ekseni, backend mimarisinin yeniden düzenlenmesi ve modülerliğinin artırılması olmuştur. FastAPI tabanlı servis yapısı; kimlik doğrulama, sohbet, görev yönetimi ve yardımcı araçlar olmak üzere ayrıştırılmış yönlendiriciler üzerinden yeniden organize edilmiş; veritabanı, güvenlik, günlükleme, Redis erişimi, hava durumu servisi, bildirim servisi ve RAG servisi gibi altyapı bileşenleri servis katmanında ayrık modüller hâline getirilmiştir. Bu yaklaşım, bakım maliyetini azaltmış, hata ayıklama süreçlerini kolaylaştırmış ve yeni özelliklerin mevcut sistemi bozma riskini düşürmüştür. Aynı dönemde kullanılmayan betikler, eski API dosyaları ve güncelliğini yitirmiş dokümanların temizlenmesiyle depo yapısı sadeleştirilmiş; daha okunabilir ve genişlemeye uygun bir kod tabanı elde edilmiştir.</w:t>
+            </w:r>
+          </w:p>
+          <w:p>
+            <w:pPr>
+              <w:spacing w:before="0" w:after="0"/>
+              <w:jc w:val="both"/>
+            </w:pPr>
             <w:r>
               <w:rPr>
                 <w:b/>
-                <w:sz w:val="24"/>
-                <w:szCs w:val="24"/>
-              </w:rPr>
-              <w:t xml:space="preserve">ÖNEM İÇİ YAPILAN </w:t>
-            </w:r>
+              </w:rPr>
+              <w:t>2. Performans iyileştirmeleri ve çalışma zamanı verimliliği</w:t>
+            </w:r>
+          </w:p>
+          <w:p>
+            <w:pPr>
+              <w:spacing w:after="0"/>
+              <w:jc w:val="both"/>
+            </w:pPr>
+            <w:r>
+              <w:rPr>
+                <w:b w:val="0"/>
+              </w:rPr>
+              <w:t>Sistemin yanıt süresini azaltmak ve özellikle tekrarlayan servis çağrılarındaki maliyeti düşürmek amacıyla önbellekleme yaklaşımı güçlendirilmiştir. Redis tabanlı önbellek katmanı, hava durumu ve konum çözümleme gibi aynı parametrelerle tekrar çağrılabilen işlemler için devreye alınmıştır. Bunun yanında yerel GGUF modelinin uygulama açılışında belleğe yüklenmesi, prompt önbelleği kullanılması ve ilk istek öncesi ön ısıtma yapılması sayesinde ilk yanıt gecikmesi azaltılmıştır. Qdrant üzerinde yürütülen anlamsal arama yapısı korunmuş; RAG sorgularında uygun bağlamın kısa sürede elde edilmesi, kullanıcı deneyiminin tutarlılığı açısından temel performans hedeflerinden biri olarak ele alınmıştır.</w:t>
+            </w:r>
+          </w:p>
+          <w:p>
+            <w:pPr>
+              <w:spacing w:before="0" w:after="0"/>
+              <w:jc w:val="both"/>
+            </w:pPr>
             <w:r>
               <w:rPr>
                 <w:b/>
-                <w:sz w:val="24"/>
-                <w:szCs w:val="24"/>
-              </w:rPr>
-              <w:t>Ç</w:t>
-            </w:r>
+              </w:rPr>
+              <w:t>3. Yapay zekâ katmanı ve veri hattının sürdürülmesi</w:t>
+            </w:r>
+          </w:p>
+          <w:p>
+            <w:pPr>
+              <w:spacing w:after="0"/>
+              <w:jc w:val="both"/>
+            </w:pPr>
+            <w:r>
+              <w:rPr>
+                <w:b w:val="0"/>
+              </w:rPr>
+              <w:t>Birinci dönemde temeli kurulan veri hattı ikinci dönemde de projenin bilimsel omurgasını oluşturmaya devam etmiştir. Sentetik veri zenginleştirme yaklaşımı, yöresel kullanım biçimlerini ve tarımsal problem senaryolarını daha iyi temsil eden veri üretim stratejisiyle korunmuş; QLoRA/LoRA tabanlı ince ayar mantığı ile düşük donanım kaynaklarında özelleştirilmiş model geliştirme yaklaşımı sürdürülmüştür. Yerel çıkarım yapan Qwen tabanlı model ile Gemma embedding ve Qdrant tabanlı RAG bileşeninin birlikte kullanılması, halüsinasyon riskinin azaltılması ve yanıtların bölgesel bağlamla desteklenmesi açısından sistemin temel yöntemi olarak değerlendirilmiştir. Sohbet akışında mevcut hava durumu, konum bilgisi ve yakın dönem mesaj geçmişinin birlikte işlenmesiyle bağlam duyarlı cevap üretimi hedeflenmiştir.</w:t>
+            </w:r>
+          </w:p>
+          <w:p>
+            <w:pPr>
+              <w:spacing w:before="0" w:after="0"/>
+              <w:jc w:val="both"/>
+            </w:pPr>
             <w:r>
               <w:rPr>
                 <w:b/>
-                <w:sz w:val="24"/>
-                <w:szCs w:val="24"/>
-              </w:rPr>
-              <w:t xml:space="preserve">ALIŞMALARIN </w:t>
-            </w:r>
+              </w:rPr>
+              <w:t>4. Mobil istemci ve kullanıcı deneyimi geliştirmeleri</w:t>
+            </w:r>
+          </w:p>
+          <w:p>
+            <w:pPr>
+              <w:spacing w:after="0"/>
+              <w:jc w:val="both"/>
+            </w:pPr>
+            <w:r>
+              <w:rPr>
+                <w:b w:val="0"/>
+              </w:rPr>
+              <w:t>Mobil uygulama tarafında React Native ve Expo altyapısı üzerinden arayüz modernizasyonu gerçekleştirilmiş; gösterge paneli, görev ekranı, bildirim ekranı, sohbet ekranı, harita ekranı ve fotoğraf analizi ekranı daha bütünlüklü bir kullanıcı deneyimi sağlayacak biçimde yeniden ele alınmıştır. Kullanıcının cihaz konumundan hava verisi çekilmesi, Expo bildirim altyapısı ile anlık hatırlatmaların alınması, güvenli yerel depolama ile erişim belirtecinin saklanması ve akış tabanlı sohbet deneyimi gibi bileşenler mobil uygulamanın işlevselliğini artırmıştır. Fotoğraf analizi modülü arayüz seviyesinde tamamlanmış olup, gerçek görüntü analizi modelinin entegrasyonu için uygun istemci akışı hazırlanmıştır.</w:t>
+            </w:r>
+          </w:p>
+          <w:p>
+            <w:pPr>
+              <w:spacing w:before="0" w:after="0"/>
+              <w:jc w:val="both"/>
+            </w:pPr>
             <w:r>
               <w:rPr>
                 <w:b/>
-                <w:sz w:val="24"/>
-                <w:szCs w:val="24"/>
-              </w:rPr>
-              <w:t>Ö</w:t>
-            </w:r>
+              </w:rPr>
+              <w:t>5. Güvenlik ve operasyonel sürdürülebilirlik</w:t>
+            </w:r>
+          </w:p>
+          <w:p>
+            <w:pPr>
+              <w:spacing w:after="0"/>
+              <w:jc w:val="both"/>
+            </w:pPr>
+            <w:r>
+              <w:rPr>
+                <w:b w:val="0"/>
+              </w:rPr>
+              <w:t>Bu dönemde öne çıkan bir diğer başlık, güvenli yapılandırma ve erişim kontrolü olmuştur. Kod tabanında sabit API anahtarlarının kaldırılması, yapılandırma bilgilerinin ortam değişkenleri üzerinden yönetilmesi ve kullanıcı parolalarının bcrypt ile özetlenmesi güvenlik açısından olumlu iyileştirmeler sağlamıştır. Mevcut mimaride JWT erişim belirteci ile kimlik doğrulama uygulanmakta olup, sonraki aşamada erişim belirteci ile birlikte yenileme belirteci kullanılan iki katmanlı oturum yönetimi, istemci kökenine daraltılmış CORS politikası, hız sınırlama mekanizması ve ayrıntılı denetim günlükleri gibi sertleştirmelerin devreye alınması planlanmaktadır. Bu yaklaşım, sistemin gerçek kullanıcı yükü altında daha güvenli ve izlenebilir biçimde işletilmesine katkı sağlayacaktır.</w:t>
+            </w:r>
+          </w:p>
+          <w:p>
+            <w:pPr>
+              <w:spacing w:before="0" w:after="0"/>
+              <w:jc w:val="both"/>
+            </w:pPr>
             <w:r>
               <w:rPr>
                 <w:b/>
-                <w:sz w:val="24"/>
-                <w:szCs w:val="24"/>
-              </w:rPr>
-              <w:t>ZETİ</w:t>
-            </w:r>
-          </w:p>
-          <w:p>
-            <w:pPr>
-              <w:spacing w:line="360" w:lineRule="auto"/>
-              <w:ind w:right="113"/>
-              <w:rPr>
-                <w:sz w:val="24"/>
-                <w:szCs w:val="24"/>
-              </w:rPr>
-            </w:pPr>
-            <w:r>
-              <w:rPr>
-                <w:sz w:val="24"/>
-                <w:szCs w:val="24"/>
-              </w:rPr>
-              <w:tab/>
-            </w:r>
-            <w:r>
-              <w:rPr>
-                <w:sz w:val="24"/>
-                <w:szCs w:val="24"/>
-              </w:rPr>
-              <w:t>Birinci dönemde tamamlanan Çiftçi AI altyapısı (Bitirme-1 final raporu, sınav tarihi 09.01.2026), bu dönemde hem ürünleştirme hem de güvenlik ve mimari sadeleştirme ekseninde ilerletilmiştir. Git kayıtlarına göre zaman çizelgesi özetle şöyledir:</w:t>
-            </w:r>
-          </w:p>
-          <w:p>
-            <w:pPr>
-              <w:numPr>
-                <w:ilvl w:val="0"/>
-                <w:numId w:val="5"/>
-              </w:numPr>
-              <w:spacing w:line="360" w:lineRule="auto"/>
-              <w:ind w:right="113"/>
-              <w:rPr>
-                <w:sz w:val="24"/>
-                <w:szCs w:val="24"/>
-              </w:rPr>
-            </w:pPr>
-            <w:r>
-              <w:rPr>
-                <w:sz w:val="24"/>
-                <w:szCs w:val="24"/>
-              </w:rPr>
-              <w:t>Ocak 2026: Mobil tarafta arayüz modernizasyonu ve yapılandırma güncellemeleri (</w:t>
-            </w:r>
-            <w:proofErr w:type="spellStart"/>
-            <w:proofErr w:type="gramStart"/>
-            <w:r>
-              <w:rPr>
-                <w:sz w:val="24"/>
-                <w:szCs w:val="24"/>
-              </w:rPr>
-              <w:t>app.json</w:t>
-            </w:r>
-            <w:proofErr w:type="spellEnd"/>
-            <w:r>
-              <w:rPr>
-                <w:sz w:val="24"/>
-                <w:szCs w:val="24"/>
-              </w:rPr>
-              <w:t>, .</w:t>
-            </w:r>
-            <w:proofErr w:type="spellStart"/>
-            <w:r>
-              <w:rPr>
-                <w:sz w:val="24"/>
-                <w:szCs w:val="24"/>
-              </w:rPr>
-              <w:t>easignore</w:t>
-            </w:r>
-            <w:proofErr w:type="spellEnd"/>
-            <w:proofErr w:type="gramEnd"/>
-            <w:r>
-              <w:rPr>
-                <w:sz w:val="24"/>
-                <w:szCs w:val="24"/>
-              </w:rPr>
-              <w:t>); veri/araç betiklerinde sabit (</w:t>
-            </w:r>
-            <w:proofErr w:type="spellStart"/>
-            <w:r>
-              <w:rPr>
-                <w:sz w:val="24"/>
-                <w:szCs w:val="24"/>
-              </w:rPr>
-              <w:t>hardcoded</w:t>
-            </w:r>
-            <w:proofErr w:type="spellEnd"/>
-            <w:r>
-              <w:rPr>
-                <w:sz w:val="24"/>
-                <w:szCs w:val="24"/>
-              </w:rPr>
-              <w:t>) API anahtarının kaldırılması ile yapılandırma güvenliğinin iyileştirilmesi.</w:t>
-            </w:r>
-          </w:p>
-          <w:p>
-            <w:pPr>
-              <w:numPr>
-                <w:ilvl w:val="0"/>
-                <w:numId w:val="5"/>
-              </w:numPr>
-              <w:spacing w:line="360" w:lineRule="auto"/>
-              <w:ind w:right="113"/>
-              <w:rPr>
-                <w:sz w:val="24"/>
-                <w:szCs w:val="24"/>
-              </w:rPr>
-            </w:pPr>
-            <w:r>
-              <w:rPr>
-                <w:sz w:val="24"/>
-                <w:szCs w:val="24"/>
-              </w:rPr>
-              <w:t>Şubat 2026: </w:t>
-            </w:r>
-            <w:proofErr w:type="spellStart"/>
-            <w:r>
-              <w:rPr>
-                <w:sz w:val="24"/>
-                <w:szCs w:val="24"/>
-              </w:rPr>
-              <w:t>Backend</w:t>
-            </w:r>
-            <w:proofErr w:type="spellEnd"/>
-            <w:r>
-              <w:rPr>
-                <w:sz w:val="24"/>
-                <w:szCs w:val="24"/>
-              </w:rPr>
-              <w:t xml:space="preserve"> tarafında güncelleme ve API uç noktalarının düzeltilmesi; “</w:t>
-            </w:r>
-            <w:proofErr w:type="spellStart"/>
-            <w:r>
-              <w:rPr>
-                <w:sz w:val="24"/>
-                <w:szCs w:val="24"/>
-              </w:rPr>
-              <w:t>farmer-assistant</w:t>
-            </w:r>
-            <w:proofErr w:type="spellEnd"/>
-            <w:r>
-              <w:rPr>
-                <w:sz w:val="24"/>
-                <w:szCs w:val="24"/>
-              </w:rPr>
-              <w:t>” ile ilişkili API çalışmalarının raporlanması.</w:t>
-            </w:r>
-          </w:p>
-          <w:p>
-            <w:pPr>
-              <w:numPr>
-                <w:ilvl w:val="0"/>
-                <w:numId w:val="5"/>
-              </w:numPr>
-              <w:spacing w:line="360" w:lineRule="auto"/>
-              <w:ind w:right="113"/>
-              <w:rPr>
-                <w:sz w:val="24"/>
-                <w:szCs w:val="24"/>
-              </w:rPr>
-            </w:pPr>
-            <w:r>
-              <w:rPr>
-                <w:sz w:val="24"/>
-                <w:szCs w:val="24"/>
-              </w:rPr>
-              <w:t>Nisan 2026: </w:t>
-            </w:r>
-            <w:proofErr w:type="spellStart"/>
-            <w:r>
-              <w:rPr>
-                <w:sz w:val="24"/>
-                <w:szCs w:val="24"/>
-              </w:rPr>
-              <w:t>Backend</w:t>
-            </w:r>
-            <w:proofErr w:type="spellEnd"/>
-            <w:r>
-              <w:rPr>
-                <w:sz w:val="24"/>
-                <w:szCs w:val="24"/>
-              </w:rPr>
-              <w:t xml:space="preserve"> dosyalarının düzenlenmesi ve kullanılmayan betikler, eski API dosyaları ve dokümantasyonun temizlenmesi ile proje yapısının sadeleştirilmesi; ileri geliştirmeye uygun daha okunur bir kod tabanı hedeflenmiştir.</w:t>
-            </w:r>
-          </w:p>
-          <w:p>
-            <w:pPr>
-              <w:spacing w:line="360" w:lineRule="auto"/>
-              <w:ind w:right="113"/>
-              <w:rPr>
-                <w:sz w:val="24"/>
-                <w:szCs w:val="24"/>
-              </w:rPr>
-            </w:pPr>
-            <w:r>
-              <w:rPr>
-                <w:sz w:val="24"/>
-                <w:szCs w:val="24"/>
-              </w:rPr>
-              <w:t>Teknik olarak, sunucu uygulaması </w:t>
-            </w:r>
-            <w:proofErr w:type="spellStart"/>
-            <w:r>
-              <w:rPr>
-                <w:sz w:val="24"/>
-                <w:szCs w:val="24"/>
-              </w:rPr>
-              <w:t>FastAPI</w:t>
-            </w:r>
-            <w:proofErr w:type="spellEnd"/>
-            <w:r>
-              <w:rPr>
-                <w:sz w:val="24"/>
-                <w:szCs w:val="24"/>
-              </w:rPr>
-              <w:t> tabanlı </w:t>
-            </w:r>
-            <w:proofErr w:type="spellStart"/>
-            <w:r>
-              <w:rPr>
-                <w:sz w:val="24"/>
-                <w:szCs w:val="24"/>
-              </w:rPr>
-              <w:t>app</w:t>
-            </w:r>
-            <w:proofErr w:type="spellEnd"/>
-            <w:r>
-              <w:rPr>
-                <w:sz w:val="24"/>
-                <w:szCs w:val="24"/>
-              </w:rPr>
-              <w:t> paketi altında örgütlenmiş; uygulama sürümü 2.</w:t>
-            </w:r>
-            <w:proofErr w:type="gramStart"/>
-            <w:r>
-              <w:rPr>
-                <w:sz w:val="24"/>
-                <w:szCs w:val="24"/>
-              </w:rPr>
-              <w:t>0.0</w:t>
-            </w:r>
-            <w:proofErr w:type="gramEnd"/>
-            <w:r>
-              <w:rPr>
-                <w:sz w:val="24"/>
-                <w:szCs w:val="24"/>
-              </w:rPr>
-              <w:t> olarak güncellenmiştir. Önceki raporda özetlenen RAG (</w:t>
-            </w:r>
-            <w:proofErr w:type="spellStart"/>
-            <w:r>
-              <w:rPr>
-                <w:sz w:val="24"/>
-                <w:szCs w:val="24"/>
-              </w:rPr>
-              <w:t>Qdrant</w:t>
-            </w:r>
-            <w:proofErr w:type="spellEnd"/>
-            <w:r>
-              <w:rPr>
-                <w:sz w:val="24"/>
-                <w:szCs w:val="24"/>
-              </w:rPr>
-              <w:t>), yerel LLM yükleme, görev zamanlayıcı ve bildirim, MySQL ile kullanıcı/sohbet/görev verisi ve hava durumu / harita araçları bu mimari içinde sürmektedir. Ayrıca </w:t>
-            </w:r>
-            <w:proofErr w:type="spellStart"/>
-            <w:r>
-              <w:rPr>
-                <w:sz w:val="24"/>
-                <w:szCs w:val="24"/>
-              </w:rPr>
-              <w:t>Redis</w:t>
-            </w:r>
-            <w:proofErr w:type="spellEnd"/>
-            <w:r>
-              <w:rPr>
-                <w:sz w:val="24"/>
-                <w:szCs w:val="24"/>
-              </w:rPr>
-              <w:t xml:space="preserve"> bağlantısı ve yanıt </w:t>
-            </w:r>
-            <w:proofErr w:type="spellStart"/>
-            <w:r>
-              <w:rPr>
-                <w:sz w:val="24"/>
-                <w:szCs w:val="24"/>
-              </w:rPr>
-              <w:t>önbellekleme</w:t>
-            </w:r>
-            <w:proofErr w:type="spellEnd"/>
-            <w:r>
-              <w:rPr>
-                <w:sz w:val="24"/>
-                <w:szCs w:val="24"/>
-              </w:rPr>
-              <w:t> (ör. hava servisi için) devreye alınarak tekrarlayan dış isteklerin azaltılması ve gecikmenin düşürülmesi hedeflenmiştir.</w:t>
-            </w:r>
-          </w:p>
-          <w:p>
-            <w:pPr>
-              <w:spacing w:line="360" w:lineRule="auto"/>
-              <w:ind w:right="113"/>
-              <w:rPr>
-                <w:sz w:val="24"/>
-                <w:szCs w:val="24"/>
-              </w:rPr>
-            </w:pPr>
-            <w:r>
-              <w:rPr>
-                <w:sz w:val="24"/>
-                <w:szCs w:val="24"/>
-              </w:rPr>
-              <w:t>Yapay zekâ ve veri hattı tarafında, Bitirme-1’de detaylandırılan sentetik veri zenginleştirme (GLM tabanlı üretim), </w:t>
-            </w:r>
-            <w:proofErr w:type="spellStart"/>
-            <w:r>
-              <w:rPr>
-                <w:sz w:val="24"/>
-                <w:szCs w:val="24"/>
-              </w:rPr>
-              <w:t>QLoRA</w:t>
-            </w:r>
-            <w:proofErr w:type="spellEnd"/>
-            <w:r>
-              <w:rPr>
-                <w:sz w:val="24"/>
-                <w:szCs w:val="24"/>
-              </w:rPr>
-              <w:t xml:space="preserve"> / </w:t>
-            </w:r>
-            <w:proofErr w:type="spellStart"/>
-            <w:r>
-              <w:rPr>
-                <w:sz w:val="24"/>
-                <w:szCs w:val="24"/>
-              </w:rPr>
-              <w:t>Unsloth</w:t>
-            </w:r>
-            <w:proofErr w:type="spellEnd"/>
-            <w:r>
-              <w:rPr>
-                <w:sz w:val="24"/>
-                <w:szCs w:val="24"/>
-              </w:rPr>
-              <w:t xml:space="preserve"> ile ince ayar, 25.000 satırlık veri ölçeği ve </w:t>
-            </w:r>
-            <w:proofErr w:type="spellStart"/>
-            <w:r>
-              <w:rPr>
-                <w:sz w:val="24"/>
-                <w:szCs w:val="24"/>
-              </w:rPr>
-              <w:t>Gemma</w:t>
-            </w:r>
-            <w:proofErr w:type="spellEnd"/>
-            <w:r>
-              <w:rPr>
-                <w:sz w:val="24"/>
-                <w:szCs w:val="24"/>
-              </w:rPr>
-              <w:t xml:space="preserve"> </w:t>
-            </w:r>
-            <w:proofErr w:type="spellStart"/>
-            <w:r>
-              <w:rPr>
-                <w:sz w:val="24"/>
-                <w:szCs w:val="24"/>
-              </w:rPr>
-              <w:t>embedding</w:t>
-            </w:r>
-            <w:proofErr w:type="spellEnd"/>
-            <w:r>
-              <w:rPr>
-                <w:sz w:val="24"/>
-                <w:szCs w:val="24"/>
-              </w:rPr>
-              <w:t xml:space="preserve"> + </w:t>
-            </w:r>
-            <w:proofErr w:type="spellStart"/>
-            <w:r>
-              <w:rPr>
-                <w:sz w:val="24"/>
-                <w:szCs w:val="24"/>
-              </w:rPr>
-              <w:t>Qdrant</w:t>
-            </w:r>
-            <w:proofErr w:type="spellEnd"/>
-            <w:r>
-              <w:rPr>
-                <w:sz w:val="24"/>
-                <w:szCs w:val="24"/>
-              </w:rPr>
-              <w:t xml:space="preserve"> RAG yaklaşımı ikinci dönem çalışmalarının bilimsel ve mühendislik temelini oluşturmaya </w:t>
-            </w:r>
-            <w:r>
-              <w:rPr>
-                <w:sz w:val="24"/>
-                <w:szCs w:val="24"/>
-              </w:rPr>
-              <w:lastRenderedPageBreak/>
-              <w:t>devam etmektedir.</w:t>
-            </w:r>
-          </w:p>
-          <w:p>
-            <w:pPr>
-              <w:spacing w:line="360" w:lineRule="auto"/>
-              <w:ind w:right="113"/>
-              <w:rPr>
-                <w:sz w:val="24"/>
-                <w:szCs w:val="24"/>
-              </w:rPr>
-            </w:pPr>
-            <w:r>
-              <w:rPr>
-                <w:sz w:val="24"/>
-                <w:szCs w:val="24"/>
-              </w:rPr>
-              <w:t>Kullanıcı taslağında yer alan OCR (optik karakter tanıma) ve düşük gecikmeli çok modlu analiz ihtiyacı doğrultusunda, bulut tabanlı görüntü/metin modellerinin (örneğin Google Gemini ailesi) hız, maliyet ve gizlilik açısından karşılaştırmalı değerlendirmesi yapılmış; bu bileşenin üretim ortamına bağlanması süren / planlanan iş olarak öngörülmektedir (mobil taraftaki bitki analizi modülünün şu an </w:t>
-            </w:r>
-            <w:proofErr w:type="spellStart"/>
-            <w:r>
-              <w:rPr>
-                <w:sz w:val="24"/>
-                <w:szCs w:val="24"/>
-              </w:rPr>
-              <w:t>stub</w:t>
-            </w:r>
-            <w:proofErr w:type="spellEnd"/>
-            <w:r>
-              <w:rPr>
-                <w:sz w:val="24"/>
-                <w:szCs w:val="24"/>
-              </w:rPr>
-              <w:t> olduğu Birinci dönem raporuyla uyumludur).</w:t>
-            </w:r>
-          </w:p>
-          <w:p>
-            <w:pPr>
-              <w:spacing w:line="360" w:lineRule="auto"/>
-              <w:ind w:right="113"/>
-              <w:rPr>
-                <w:sz w:val="24"/>
-                <w:szCs w:val="24"/>
-              </w:rPr>
-            </w:pPr>
-            <w:r>
-              <w:rPr>
-                <w:sz w:val="24"/>
-                <w:szCs w:val="24"/>
-              </w:rPr>
-              <w:t>Güvenlik ve erişim kontrolü açısından, mevcut sistemde kimlik doğrulama JWT erişim belirteci ile sağlanmakta; şifreler </w:t>
-            </w:r>
-            <w:proofErr w:type="spellStart"/>
-            <w:r>
-              <w:rPr>
-                <w:sz w:val="24"/>
-                <w:szCs w:val="24"/>
-              </w:rPr>
-              <w:t>bcrypt</w:t>
-            </w:r>
-            <w:proofErr w:type="spellEnd"/>
-            <w:r>
-              <w:rPr>
-                <w:sz w:val="24"/>
-                <w:szCs w:val="24"/>
-              </w:rPr>
-              <w:t xml:space="preserve"> ile özetlenmektedir. Taslakta belirtilen Access + </w:t>
-            </w:r>
-            <w:proofErr w:type="spellStart"/>
-            <w:r>
-              <w:rPr>
-                <w:sz w:val="24"/>
-                <w:szCs w:val="24"/>
-              </w:rPr>
-              <w:t>Refresh</w:t>
-            </w:r>
-            <w:proofErr w:type="spellEnd"/>
-            <w:r>
-              <w:rPr>
-                <w:sz w:val="24"/>
-                <w:szCs w:val="24"/>
-              </w:rPr>
-              <w:t xml:space="preserve"> çift belirteç mimarisi, oturum süresi ve </w:t>
-            </w:r>
-            <w:proofErr w:type="spellStart"/>
-            <w:r>
-              <w:rPr>
-                <w:sz w:val="24"/>
-                <w:szCs w:val="24"/>
-              </w:rPr>
-              <w:t>token</w:t>
-            </w:r>
-            <w:proofErr w:type="spellEnd"/>
-            <w:r>
-              <w:rPr>
-                <w:sz w:val="24"/>
-                <w:szCs w:val="24"/>
-              </w:rPr>
-              <w:t xml:space="preserve"> yenileme risklerini azaltmak üzere tasarım hedefi olarak rapora alınmıştır. Benzer şekilde rate </w:t>
-            </w:r>
-            <w:proofErr w:type="spellStart"/>
-            <w:r>
-              <w:rPr>
-                <w:sz w:val="24"/>
-                <w:szCs w:val="24"/>
-              </w:rPr>
-              <w:t>limiting</w:t>
-            </w:r>
-            <w:proofErr w:type="spellEnd"/>
-            <w:r>
-              <w:rPr>
-                <w:sz w:val="24"/>
-                <w:szCs w:val="24"/>
-              </w:rPr>
-              <w:t xml:space="preserve">, IP tabanlı kötüye kullanım önleme ve ayrıntılı denetim günlükleri, </w:t>
-            </w:r>
-            <w:proofErr w:type="spellStart"/>
-            <w:r>
-              <w:rPr>
-                <w:sz w:val="24"/>
-                <w:szCs w:val="24"/>
-              </w:rPr>
-              <w:t>API’nin</w:t>
-            </w:r>
-            <w:proofErr w:type="spellEnd"/>
-            <w:r>
-              <w:rPr>
-                <w:sz w:val="24"/>
-                <w:szCs w:val="24"/>
-              </w:rPr>
-              <w:t xml:space="preserve"> sürdürülebilir operasyonu için yol haritasında yer almaktadır. CORS yapılandırmasının üretimde yalnızca mobil istemci kökenlerine indirgenmesi, Bitirme-1 sonrası güvenlik sertleştirmesi kapsamında önerilmektedir.</w:t>
-            </w:r>
-          </w:p>
-          <w:p>
-            <w:pPr>
-              <w:spacing w:line="360" w:lineRule="auto"/>
-              <w:ind w:right="113"/>
-              <w:rPr>
-                <w:sz w:val="24"/>
-                <w:szCs w:val="24"/>
-              </w:rPr>
-            </w:pPr>
-            <w:r>
-              <w:rPr>
-                <w:sz w:val="24"/>
-                <w:szCs w:val="24"/>
-              </w:rPr>
-              <w:t>Özetle, bu ara rapor döneminde ekip; </w:t>
-            </w:r>
-            <w:proofErr w:type="spellStart"/>
-            <w:r>
-              <w:rPr>
-                <w:sz w:val="24"/>
-                <w:szCs w:val="24"/>
-              </w:rPr>
-              <w:t>backend</w:t>
-            </w:r>
-            <w:proofErr w:type="spellEnd"/>
-            <w:r>
-              <w:rPr>
-                <w:sz w:val="24"/>
-                <w:szCs w:val="24"/>
-              </w:rPr>
-              <w:t xml:space="preserve"> konsolidasyonu, API stabilizasyonu, </w:t>
-            </w:r>
-            <w:proofErr w:type="spellStart"/>
-            <w:r>
-              <w:rPr>
-                <w:sz w:val="24"/>
-                <w:szCs w:val="24"/>
-              </w:rPr>
-              <w:t>önbellekleme</w:t>
-            </w:r>
-            <w:proofErr w:type="spellEnd"/>
-            <w:r>
-              <w:rPr>
-                <w:sz w:val="24"/>
-                <w:szCs w:val="24"/>
-              </w:rPr>
-              <w:t xml:space="preserve"> ile performans, güvenli yapılandırma (anahtarların koddan çıkarılması), mobil arayüz iyileştirmeleri ve depo sadeleştirmesi üzerinde yoğunlaşmış; bir sonraki aşamada görüntü tabanlı hastalık analizi gerçek model entegrasyonu, güvenlik sertleştirmelerinin tamamlanması ve yayın (Play </w:t>
-            </w:r>
-            <w:proofErr w:type="spellStart"/>
-            <w:r>
-              <w:rPr>
-                <w:sz w:val="24"/>
-                <w:szCs w:val="24"/>
-              </w:rPr>
-              <w:t>Store</w:t>
-            </w:r>
-            <w:proofErr w:type="spellEnd"/>
-            <w:r>
-              <w:rPr>
-                <w:sz w:val="24"/>
-                <w:szCs w:val="24"/>
-              </w:rPr>
-              <w:t>) / pilot test hedeflerine odaklanılması planlanmaktadır.</w:t>
-            </w:r>
-          </w:p>
-          <w:p>
-            <w:pPr>
-              <w:spacing w:line="360" w:lineRule="auto"/>
-              <w:ind w:right="113"/>
-              <w:rPr>
-                <w:sz w:val="24"/>
-                <w:szCs w:val="24"/>
-              </w:rPr>
-            </w:pPr>
-          </w:p>
-          <w:p>
-            <w:pPr>
-              <w:spacing w:line="360" w:lineRule="auto"/>
-              <w:jc w:val="center"/>
-              <w:rPr>
-                <w:sz w:val="24"/>
-                <w:szCs w:val="24"/>
-              </w:rPr>
-            </w:pPr>
-          </w:p>
-          <w:p>
-            <w:pPr>
-              <w:spacing w:line="360" w:lineRule="auto"/>
-              <w:jc w:val="center"/>
-              <w:rPr>
-                <w:sz w:val="24"/>
-                <w:szCs w:val="24"/>
-              </w:rPr>
-            </w:pPr>
-          </w:p>
-          <w:p>
-            <w:pPr>
-              <w:spacing w:line="360" w:lineRule="auto"/>
-              <w:jc w:val="center"/>
-              <w:rPr>
-                <w:sz w:val="24"/>
-                <w:szCs w:val="24"/>
-              </w:rPr>
-            </w:pPr>
-          </w:p>
-          <w:p>
-            <w:pPr>
-              <w:spacing w:line="360" w:lineRule="auto"/>
-              <w:jc w:val="center"/>
-              <w:rPr>
-                <w:sz w:val="24"/>
-                <w:szCs w:val="24"/>
-              </w:rPr>
-            </w:pPr>
-          </w:p>
-          <w:p>
-            <w:pPr>
-              <w:spacing w:line="360" w:lineRule="auto"/>
-              <w:jc w:val="center"/>
-              <w:rPr>
-                <w:sz w:val="24"/>
-                <w:szCs w:val="24"/>
-              </w:rPr>
-            </w:pPr>
-          </w:p>
-          <w:p>
-            <w:pPr>
-              <w:spacing w:line="360" w:lineRule="auto"/>
-              <w:jc w:val="center"/>
-              <w:rPr>
-                <w:sz w:val="24"/>
-                <w:szCs w:val="24"/>
-              </w:rPr>
-            </w:pPr>
-          </w:p>
-          <w:p>
-            <w:pPr>
-              <w:spacing w:line="360" w:lineRule="auto"/>
-              <w:jc w:val="center"/>
-              <w:rPr>
-                <w:sz w:val="24"/>
-                <w:szCs w:val="24"/>
-              </w:rPr>
-            </w:pPr>
-          </w:p>
-          <w:p>
-            <w:pPr>
-              <w:spacing w:line="360" w:lineRule="auto"/>
-              <w:rPr>
-                <w:sz w:val="24"/>
-                <w:szCs w:val="24"/>
-              </w:rPr>
-            </w:pPr>
-          </w:p>
-          <w:p>
-            <w:pPr>
-              <w:spacing w:line="360" w:lineRule="auto"/>
-              <w:rPr>
-                <w:sz w:val="24"/>
-                <w:szCs w:val="24"/>
-              </w:rPr>
-            </w:pPr>
-          </w:p>
-          <w:p>
-            <w:pPr>
-              <w:spacing w:line="360" w:lineRule="auto"/>
-              <w:rPr>
-                <w:sz w:val="24"/>
-                <w:szCs w:val="24"/>
-              </w:rPr>
-            </w:pPr>
-          </w:p>
-          <w:p>
-            <w:pPr>
-              <w:spacing w:line="360" w:lineRule="auto"/>
-              <w:rPr>
-                <w:sz w:val="24"/>
-                <w:szCs w:val="24"/>
-              </w:rPr>
-            </w:pPr>
-          </w:p>
-          <w:p>
-            <w:pPr>
-              <w:spacing w:line="360" w:lineRule="auto"/>
-              <w:rPr>
-                <w:sz w:val="24"/>
-                <w:szCs w:val="24"/>
-              </w:rPr>
-            </w:pPr>
-          </w:p>
-          <w:p>
-            <w:pPr>
-              <w:spacing w:line="360" w:lineRule="auto"/>
-              <w:rPr>
-                <w:sz w:val="24"/>
-                <w:szCs w:val="24"/>
-              </w:rPr>
-            </w:pPr>
-          </w:p>
-          <w:p>
-            <w:pPr>
-              <w:spacing w:line="360" w:lineRule="auto"/>
-              <w:rPr>
-                <w:sz w:val="24"/>
-                <w:szCs w:val="24"/>
-              </w:rPr>
-            </w:pPr>
-          </w:p>
-          <w:p>
-            <w:pPr>
-              <w:spacing w:before="120" w:after="120" w:line="360" w:lineRule="auto"/>
-              <w:ind w:right="113"/>
+              </w:rPr>
+              <w:t>6. Devam eden çalışmalar ve kısa vadeli hedefler</w:t>
+            </w:r>
+          </w:p>
+          <w:p>
+            <w:pPr>
+              <w:spacing w:after="0"/>
+              <w:jc w:val="both"/>
+            </w:pPr>
+            <w:r>
+              <w:rPr>
+                <w:b w:val="0"/>
+              </w:rPr>
+              <w:t>Ara rapor dönemi sonunda proje; çalışan sohbet altyapısı, görev planlama yapısı, bildirim mekanizması, hava durumu entegrasyonu, harita üretimi ve mobil kullanıcı arayüzü bileşenleri bakımından işlevsel bir düzeye ulaşmıştır. Buna karşılık görüntü tabanlı bitki hastalığı analizi için sunucu tarafında gerçek model entegrasyonu, OCR destekli çok kipli veri işleme, saha koşullarına göre öneri kalitesinin nicel olarak ölçülmesi ve Play Store dağıtımı öncesi pilot kullanıcı testlerinin tamamlanması, takip eden dönem için öncelikli geliştirme alanları olarak belirlenmiştir. Bu nedenle ikinci dönem çalışmaları, projenin yalnızca yeni özellik ekleme yönünde değil, aynı zamanda doğruluk, kullanılabilirlik ve sürdürülebilirlik açısından olgunlaştırılması yönünde ilerlediğini göstermektedir.</w:t>
+            </w:r>
+          </w:p>
+          <w:p>
+            <w:pPr>
+              <w:spacing w:after="0"/>
+              <w:jc w:val="both"/>
+            </w:pPr>
+            <w:r>
               <w:rPr>
                 <w:b/>
-                <w:sz w:val="24"/>
-                <w:szCs w:val="24"/>
-              </w:rPr>
-            </w:pPr>
-            <w:r>
-              <w:lastRenderedPageBreak/>
-              <w:tab/>
-            </w:r>
-            <w:r>
-              <w:tab/>
-            </w:r>
-            <w:r>
-              <w:tab/>
-            </w:r>
-            <w:r>
-              <w:tab/>
-            </w:r>
-            <w:r>
-              <w:tab/>
-            </w:r>
-            <w:r>
-              <w:rPr>
-                <w:b/>
-                <w:sz w:val="24"/>
-                <w:szCs w:val="24"/>
               </w:rPr>
               <w:t>KAYNAK ARAŞTIRMASI</w:t>
             </w:r>
           </w:p>
           <w:p>
             <w:pPr>
-              <w:spacing w:before="120" w:after="120" w:line="360" w:lineRule="auto"/>
-              <w:ind w:left="567" w:right="113"/>
+              <w:spacing w:after="0"/>
               <w:jc w:val="both"/>
-              <w:rPr>
-                <w:b/>
-                <w:sz w:val="24"/>
-                <w:szCs w:val="24"/>
-              </w:rPr>
-            </w:pPr>
-            <w:r>
-              <w:rPr>
-                <w:bCs/>
-                <w:sz w:val="24"/>
-                <w:szCs w:val="24"/>
-              </w:rPr>
-              <w:t>Öneri formunda (Güz 2025) çizilen yol haritası ile uyumlu olarak, sistem </w:t>
-            </w:r>
-            <w:r>
-              <w:rPr>
-                <w:b/>
-                <w:bCs/>
-                <w:sz w:val="24"/>
-                <w:szCs w:val="24"/>
-              </w:rPr>
-              <w:t>istemci–sunucu</w:t>
-            </w:r>
-            <w:r>
-              <w:rPr>
-                <w:bCs/>
-                <w:sz w:val="24"/>
-                <w:szCs w:val="24"/>
-              </w:rPr>
-              <w:t> mimarisinde; sunucuda </w:t>
-            </w:r>
-            <w:r>
-              <w:rPr>
-                <w:b/>
-                <w:bCs/>
-                <w:sz w:val="24"/>
-                <w:szCs w:val="24"/>
-              </w:rPr>
-              <w:t xml:space="preserve">Python / </w:t>
-            </w:r>
-            <w:proofErr w:type="spellStart"/>
-            <w:r>
-              <w:rPr>
-                <w:b/>
-                <w:bCs/>
-                <w:sz w:val="24"/>
-                <w:szCs w:val="24"/>
-              </w:rPr>
-              <w:t>FastAPI</w:t>
-            </w:r>
-            <w:proofErr w:type="spellEnd"/>
-            <w:r>
-              <w:rPr>
-                <w:bCs/>
-                <w:sz w:val="24"/>
-                <w:szCs w:val="24"/>
-              </w:rPr>
-              <w:t>, ilişkisel veri için </w:t>
-            </w:r>
-            <w:r>
-              <w:rPr>
-                <w:b/>
-                <w:bCs/>
-                <w:sz w:val="24"/>
-                <w:szCs w:val="24"/>
-              </w:rPr>
-              <w:t>MySQL</w:t>
-            </w:r>
-            <w:r>
-              <w:rPr>
-                <w:bCs/>
-                <w:sz w:val="24"/>
-                <w:szCs w:val="24"/>
-              </w:rPr>
-              <w:t>, anlamsal arama için </w:t>
-            </w:r>
-            <w:proofErr w:type="spellStart"/>
-            <w:r>
-              <w:rPr>
-                <w:b/>
-                <w:bCs/>
-                <w:sz w:val="24"/>
-                <w:szCs w:val="24"/>
-              </w:rPr>
-              <w:t>Qdrant</w:t>
-            </w:r>
-            <w:proofErr w:type="spellEnd"/>
-            <w:r>
-              <w:rPr>
-                <w:bCs/>
-                <w:sz w:val="24"/>
-                <w:szCs w:val="24"/>
-              </w:rPr>
-              <w:t>, mobil tarafta </w:t>
-            </w:r>
-            <w:proofErr w:type="spellStart"/>
-            <w:r>
-              <w:rPr>
-                <w:b/>
-                <w:bCs/>
-                <w:sz w:val="24"/>
-                <w:szCs w:val="24"/>
-              </w:rPr>
-              <w:t>React</w:t>
-            </w:r>
-            <w:proofErr w:type="spellEnd"/>
-            <w:r>
-              <w:rPr>
-                <w:b/>
-                <w:bCs/>
-                <w:sz w:val="24"/>
-                <w:szCs w:val="24"/>
-              </w:rPr>
-              <w:t xml:space="preserve"> </w:t>
-            </w:r>
-            <w:proofErr w:type="spellStart"/>
-            <w:r>
-              <w:rPr>
-                <w:b/>
-                <w:bCs/>
-                <w:sz w:val="24"/>
-                <w:szCs w:val="24"/>
-              </w:rPr>
-              <w:t>Native</w:t>
-            </w:r>
-            <w:proofErr w:type="spellEnd"/>
-            <w:r>
-              <w:rPr>
-                <w:b/>
-                <w:bCs/>
-                <w:sz w:val="24"/>
-                <w:szCs w:val="24"/>
-              </w:rPr>
-              <w:t xml:space="preserve"> / Expo</w:t>
-            </w:r>
-            <w:r>
-              <w:rPr>
-                <w:bCs/>
-                <w:sz w:val="24"/>
-                <w:szCs w:val="24"/>
-              </w:rPr>
-              <w:t> kullanımı literatürdeki “akıllı tarım + mobil karar destek + RAG/LLM” örüntüleriyle örtüşmektedir. Bitirme-1 final raporunda atıf yapılan çalışmalar (akıllı tarımda yapay zekâ, uzaktan algılama, sulama ve karar destek sistemleri) projenin problem tanımını ve yöntem seçimini desteklemektedir.</w:t>
-            </w:r>
-          </w:p>
-          <w:p>
-            <w:pPr>
-              <w:spacing w:line="360" w:lineRule="auto"/>
-              <w:jc w:val="center"/>
-              <w:rPr>
-                <w:sz w:val="24"/>
-                <w:szCs w:val="24"/>
-              </w:rPr>
-            </w:pPr>
-          </w:p>
-          <w:p>
-            <w:pPr>
-              <w:spacing w:line="360" w:lineRule="auto"/>
-              <w:jc w:val="center"/>
-              <w:rPr>
-                <w:sz w:val="24"/>
-                <w:szCs w:val="24"/>
-              </w:rPr>
-            </w:pPr>
-          </w:p>
-          <w:p>
-            <w:pPr>
-              <w:spacing w:line="360" w:lineRule="auto"/>
-              <w:jc w:val="center"/>
-              <w:rPr>
-                <w:sz w:val="24"/>
-                <w:szCs w:val="24"/>
-              </w:rPr>
-            </w:pPr>
-          </w:p>
-          <w:p>
-            <w:pPr>
-              <w:spacing w:line="360" w:lineRule="auto"/>
-              <w:jc w:val="center"/>
-              <w:rPr>
-                <w:sz w:val="24"/>
-                <w:szCs w:val="24"/>
-              </w:rPr>
-            </w:pPr>
-          </w:p>
-          <w:p>
-            <w:pPr>
-              <w:spacing w:line="360" w:lineRule="auto"/>
-              <w:jc w:val="center"/>
-              <w:rPr>
-                <w:sz w:val="24"/>
-                <w:szCs w:val="24"/>
-              </w:rPr>
-            </w:pPr>
-          </w:p>
-          <w:p>
-            <w:pPr>
-              <w:spacing w:line="360" w:lineRule="auto"/>
-              <w:jc w:val="center"/>
-              <w:rPr>
-                <w:sz w:val="24"/>
-                <w:szCs w:val="24"/>
-              </w:rPr>
-            </w:pPr>
-          </w:p>
-          <w:p>
-            <w:pPr>
-              <w:spacing w:line="360" w:lineRule="auto"/>
-              <w:jc w:val="center"/>
-              <w:rPr>
-                <w:sz w:val="24"/>
-                <w:szCs w:val="24"/>
-              </w:rPr>
-            </w:pPr>
-          </w:p>
-          <w:p>
-            <w:pPr>
-              <w:spacing w:line="360" w:lineRule="auto"/>
-              <w:jc w:val="center"/>
-              <w:rPr>
-                <w:sz w:val="24"/>
-                <w:szCs w:val="24"/>
-              </w:rPr>
-            </w:pPr>
-          </w:p>
-          <w:p>
-            <w:pPr>
-              <w:spacing w:line="360" w:lineRule="auto"/>
-              <w:jc w:val="center"/>
-              <w:rPr>
-                <w:sz w:val="24"/>
-                <w:szCs w:val="24"/>
-              </w:rPr>
-            </w:pPr>
-          </w:p>
-          <w:p>
-            <w:pPr>
-              <w:spacing w:line="360" w:lineRule="auto"/>
-              <w:jc w:val="center"/>
-              <w:rPr>
-                <w:sz w:val="24"/>
-                <w:szCs w:val="24"/>
-              </w:rPr>
-            </w:pPr>
-          </w:p>
-          <w:p>
-            <w:pPr>
-              <w:spacing w:line="360" w:lineRule="auto"/>
-              <w:jc w:val="center"/>
-              <w:rPr>
-                <w:sz w:val="24"/>
-                <w:szCs w:val="24"/>
-              </w:rPr>
-            </w:pPr>
-          </w:p>
-          <w:p>
-            <w:pPr>
-              <w:spacing w:line="360" w:lineRule="auto"/>
-              <w:jc w:val="center"/>
-              <w:rPr>
-                <w:sz w:val="24"/>
-                <w:szCs w:val="24"/>
-              </w:rPr>
-            </w:pPr>
-          </w:p>
-          <w:p>
-            <w:pPr>
-              <w:spacing w:line="360" w:lineRule="auto"/>
-              <w:jc w:val="center"/>
-              <w:rPr>
-                <w:sz w:val="24"/>
-                <w:szCs w:val="24"/>
-              </w:rPr>
-            </w:pPr>
-          </w:p>
-          <w:p>
-            <w:pPr>
-              <w:spacing w:line="360" w:lineRule="auto"/>
-              <w:jc w:val="center"/>
-              <w:rPr>
-                <w:sz w:val="24"/>
-                <w:szCs w:val="24"/>
-              </w:rPr>
-            </w:pPr>
-          </w:p>
-          <w:p>
-            <w:pPr>
-              <w:spacing w:line="360" w:lineRule="auto"/>
-              <w:jc w:val="center"/>
-              <w:rPr>
-                <w:sz w:val="24"/>
-                <w:szCs w:val="24"/>
-              </w:rPr>
-            </w:pPr>
-          </w:p>
-          <w:p>
-            <w:pPr>
-              <w:spacing w:line="360" w:lineRule="auto"/>
-              <w:jc w:val="center"/>
-              <w:rPr>
-                <w:sz w:val="24"/>
-                <w:szCs w:val="24"/>
-              </w:rPr>
-            </w:pPr>
-          </w:p>
-          <w:p>
-            <w:pPr>
-              <w:spacing w:line="360" w:lineRule="auto"/>
-              <w:jc w:val="center"/>
-              <w:rPr>
-                <w:sz w:val="24"/>
-                <w:szCs w:val="24"/>
-              </w:rPr>
-            </w:pPr>
-          </w:p>
-          <w:p>
-            <w:pPr>
-              <w:spacing w:line="360" w:lineRule="auto"/>
-              <w:rPr>
-                <w:sz w:val="24"/>
-                <w:szCs w:val="24"/>
-              </w:rPr>
-            </w:pPr>
+            </w:pPr>
+            <w:r>
+              <w:rPr>
+                <w:b w:val="0"/>
+              </w:rPr>
+              <w:t>Literatür incelemesi, projenin akıllı tarım alanındaki gereksinimlerle güncel yapay zekâ yaklaşımlarını bir araya getiren çok katmanlı bir problem alanında konumlandığını göstermektedir. Tarımsal karar destek sistemlerinde yalnızca sensör verisinin toplanması yeterli görülmemekte; bu verinin kullanıcıya anlaşılır, uygulanabilir ve zamana duyarlı öneriler hâlinde sunulması beklenmektedir. Bu nedenle istemci-sunucu mimarisi, mobil karar destek uygulamaları ve yapay zekâ destekli danışmanlık sistemleri literatürde birbiriyle uyumlu yaklaşım kümeleri olarak öne çıkmaktadır.</w:t>
+            </w:r>
+          </w:p>
+          <w:p>
+            <w:pPr>
+              <w:spacing w:after="0"/>
+              <w:jc w:val="both"/>
+            </w:pPr>
+            <w:r>
+              <w:rPr>
+                <w:b w:val="0"/>
+              </w:rPr>
+              <w:t>Bitirme-1 final raporunda atıf verilen çalışmalar; akıllı tarımda yapay zekâ kullanımı, uzaktan algılama, sulama otomasyonu ve tarımsal karar destek sistemleri açısından projenin kavramsal çerçevesini desteklemektedir. Bu çalışmaların ortak sonucu, saha verisinin tek başına değil; yorumlama, öngörü ve öneri üretme katmanlarıyla birlikte ele alındığında değer ürettiğidir. Çiftçi AI projesinde izlenen RAG destekli yaklaşım da benzer biçimde, statik model bilgisinin güncel veya bölgesel verilerle desteklenmesini sağlayarak daha güvenilir öneriler üretmeyi hedeflemektedir.</w:t>
+            </w:r>
+          </w:p>
+          <w:p>
+            <w:pPr>
+              <w:spacing w:after="0"/>
+              <w:jc w:val="both"/>
+            </w:pPr>
+            <w:r>
+              <w:rPr>
+                <w:b w:val="0"/>
+              </w:rPr>
+              <w:t>Ayrıca mobil uygulama üzerinden çalışan yapay zekâ danışmanlarının başarısında kullanıcı deneyimi, gecikme süresi ve güvenlik unsurlarının doğrudan etkili olduğu bilinmektedir. Bu bağlamda Redis önbellekleme, görev hatırlatma mekanizmaları, güvenli oturum yönetimi ve çok kipli analiz altyapısı gibi bileşenler yalnızca mühendislik tercihleri değil, aynı zamanda literatürün önerdiği uygulanabilirlik kriterlerine karşılık gelen tasarım kararlarıdır. İlerleyen aşamada yapılacak pilot testler ve ölçülebilir doğruluk değerlendirmeleri, literatürde belirtilen kullanılabilirlik ve güvenilirlik ölçütleri açısından projenin daha nesnel biçimde değerlendirilmesine imkân sağlayacaktır.</w:t>
+            </w:r>
           </w:p>
         </w:tc>
       </w:tr>
@@ -1800,887 +844,6 @@
           <w:tcPr>
             <w:tcW w:w="9962" w:type="dxa"/>
           </w:tcPr>
-          <w:p>
-            <w:pPr>
-              <w:spacing w:before="120" w:after="120" w:line="360" w:lineRule="auto"/>
-              <w:ind w:left="567" w:right="113"/>
-              <w:rPr>
-                <w:b/>
-                <w:sz w:val="24"/>
-                <w:szCs w:val="24"/>
-              </w:rPr>
-            </w:pPr>
-            <w:r>
-              <w:rPr>
-                <w:sz w:val="24"/>
-                <w:szCs w:val="24"/>
-              </w:rPr>
-              <w:lastRenderedPageBreak/>
-              <w:t xml:space="preserve">                  </w:t>
-            </w:r>
-            <w:r>
-              <w:rPr>
-                <w:b/>
-                <w:sz w:val="24"/>
-                <w:szCs w:val="24"/>
-              </w:rPr>
-              <w:t>PROJEDE KULLANILAN MATERYAL VE METOTLAR</w:t>
-            </w:r>
-          </w:p>
-          <w:p>
-            <w:pPr>
-              <w:spacing w:line="360" w:lineRule="auto"/>
-              <w:ind w:right="113"/>
-              <w:rPr>
-                <w:sz w:val="24"/>
-                <w:szCs w:val="24"/>
-              </w:rPr>
-            </w:pPr>
-            <w:r>
-              <w:rPr>
-                <w:sz w:val="24"/>
-                <w:szCs w:val="24"/>
-              </w:rPr>
-              <w:t xml:space="preserve">Donanım ve dağıtım: VDS üzerinde barındırılan API; üretim benzeri ortamda </w:t>
-            </w:r>
-            <w:proofErr w:type="spellStart"/>
-            <w:r>
-              <w:rPr>
-                <w:sz w:val="24"/>
-                <w:szCs w:val="24"/>
-              </w:rPr>
-              <w:t>Uvicorn</w:t>
-            </w:r>
-            <w:proofErr w:type="spellEnd"/>
-            <w:r>
-              <w:rPr>
-                <w:sz w:val="24"/>
-                <w:szCs w:val="24"/>
-              </w:rPr>
-              <w:t xml:space="preserve"> (ASGI) ile servis.</w:t>
-            </w:r>
-          </w:p>
-          <w:p>
-            <w:pPr>
-              <w:spacing w:line="360" w:lineRule="auto"/>
-              <w:ind w:right="113"/>
-              <w:rPr>
-                <w:sz w:val="24"/>
-                <w:szCs w:val="24"/>
-              </w:rPr>
-            </w:pPr>
-            <w:r>
-              <w:rPr>
-                <w:sz w:val="24"/>
-                <w:szCs w:val="24"/>
-              </w:rPr>
-              <w:t>Sunucu yazılımı: </w:t>
-            </w:r>
-            <w:proofErr w:type="spellStart"/>
-            <w:r>
-              <w:rPr>
-                <w:sz w:val="24"/>
-                <w:szCs w:val="24"/>
-              </w:rPr>
-              <w:t>FastAPI</w:t>
-            </w:r>
-            <w:proofErr w:type="spellEnd"/>
-            <w:r>
-              <w:rPr>
-                <w:sz w:val="24"/>
-                <w:szCs w:val="24"/>
-              </w:rPr>
-              <w:t xml:space="preserve">; yaşam döngüsünde </w:t>
-            </w:r>
-            <w:proofErr w:type="spellStart"/>
-            <w:r>
-              <w:rPr>
-                <w:sz w:val="24"/>
-                <w:szCs w:val="24"/>
-              </w:rPr>
-              <w:t>veritabanı</w:t>
-            </w:r>
-            <w:proofErr w:type="spellEnd"/>
-            <w:r>
-              <w:rPr>
-                <w:sz w:val="24"/>
-                <w:szCs w:val="24"/>
-              </w:rPr>
-              <w:t xml:space="preserve"> başlatma, LLM model yükleme, </w:t>
-            </w:r>
-            <w:proofErr w:type="spellStart"/>
-            <w:r>
-              <w:rPr>
-                <w:sz w:val="24"/>
-                <w:szCs w:val="24"/>
-              </w:rPr>
-              <w:t>Qdrant</w:t>
-            </w:r>
-            <w:proofErr w:type="spellEnd"/>
-            <w:r>
-              <w:rPr>
-                <w:sz w:val="24"/>
-                <w:szCs w:val="24"/>
-              </w:rPr>
-              <w:t xml:space="preserve"> bağlantısı, zamanlayıcı ve </w:t>
-            </w:r>
-            <w:proofErr w:type="spellStart"/>
-            <w:r>
-              <w:rPr>
-                <w:sz w:val="24"/>
-                <w:szCs w:val="24"/>
-              </w:rPr>
-              <w:t>Redis</w:t>
-            </w:r>
-            <w:proofErr w:type="spellEnd"/>
-            <w:r>
-              <w:rPr>
-                <w:sz w:val="24"/>
-                <w:szCs w:val="24"/>
-              </w:rPr>
-              <w:t xml:space="preserve"> bağlantısı.</w:t>
-            </w:r>
-          </w:p>
-          <w:p>
-            <w:pPr>
-              <w:spacing w:line="360" w:lineRule="auto"/>
-              <w:ind w:right="113"/>
-              <w:rPr>
-                <w:sz w:val="24"/>
-                <w:szCs w:val="24"/>
-              </w:rPr>
-            </w:pPr>
-            <w:r>
-              <w:rPr>
-                <w:sz w:val="24"/>
-                <w:szCs w:val="24"/>
-              </w:rPr>
-              <w:t xml:space="preserve">Veri katmanı: MySQL (kullanıcı, sohbet, görev); </w:t>
-            </w:r>
-            <w:proofErr w:type="spellStart"/>
-            <w:r>
-              <w:rPr>
-                <w:sz w:val="24"/>
-                <w:szCs w:val="24"/>
-              </w:rPr>
-              <w:t>Qdrant</w:t>
-            </w:r>
-            <w:proofErr w:type="spellEnd"/>
-            <w:r>
-              <w:rPr>
-                <w:sz w:val="24"/>
-                <w:szCs w:val="24"/>
-              </w:rPr>
-              <w:t xml:space="preserve"> (vektör arama); </w:t>
-            </w:r>
-            <w:proofErr w:type="spellStart"/>
-            <w:r>
-              <w:rPr>
-                <w:sz w:val="24"/>
-                <w:szCs w:val="24"/>
-              </w:rPr>
-              <w:t>Redis</w:t>
-            </w:r>
-            <w:proofErr w:type="spellEnd"/>
-            <w:r>
-              <w:rPr>
-                <w:sz w:val="24"/>
-                <w:szCs w:val="24"/>
-              </w:rPr>
-              <w:t xml:space="preserve"> (önbellek).</w:t>
-            </w:r>
-          </w:p>
-          <w:p>
-            <w:pPr>
-              <w:spacing w:line="360" w:lineRule="auto"/>
-              <w:ind w:right="113"/>
-              <w:rPr>
-                <w:sz w:val="24"/>
-                <w:szCs w:val="24"/>
-              </w:rPr>
-            </w:pPr>
-            <w:r>
-              <w:rPr>
-                <w:sz w:val="24"/>
-                <w:szCs w:val="24"/>
-              </w:rPr>
-              <w:t xml:space="preserve">Yapay zekâ: İnce ayarlı </w:t>
-            </w:r>
-            <w:proofErr w:type="spellStart"/>
-            <w:r>
-              <w:rPr>
-                <w:sz w:val="24"/>
-                <w:szCs w:val="24"/>
-              </w:rPr>
-              <w:t>Qwen</w:t>
-            </w:r>
-            <w:proofErr w:type="spellEnd"/>
-            <w:r>
-              <w:rPr>
-                <w:sz w:val="24"/>
-                <w:szCs w:val="24"/>
-              </w:rPr>
-              <w:t xml:space="preserve"> tabanlı yerel çıkarım; </w:t>
-            </w:r>
-            <w:proofErr w:type="spellStart"/>
-            <w:r>
-              <w:rPr>
-                <w:sz w:val="24"/>
-                <w:szCs w:val="24"/>
-              </w:rPr>
-              <w:t>Gemma</w:t>
-            </w:r>
-            <w:proofErr w:type="spellEnd"/>
-            <w:r>
-              <w:rPr>
-                <w:sz w:val="24"/>
-                <w:szCs w:val="24"/>
-              </w:rPr>
-              <w:t xml:space="preserve"> </w:t>
-            </w:r>
-            <w:proofErr w:type="spellStart"/>
-            <w:r>
-              <w:rPr>
-                <w:sz w:val="24"/>
-                <w:szCs w:val="24"/>
-              </w:rPr>
-              <w:t>embedding</w:t>
-            </w:r>
-            <w:proofErr w:type="spellEnd"/>
-            <w:r>
-              <w:rPr>
-                <w:sz w:val="24"/>
-                <w:szCs w:val="24"/>
-              </w:rPr>
-              <w:t xml:space="preserve"> ile </w:t>
-            </w:r>
-            <w:proofErr w:type="gramStart"/>
-            <w:r>
-              <w:rPr>
-                <w:sz w:val="24"/>
-                <w:szCs w:val="24"/>
-              </w:rPr>
-              <w:t>RAG;</w:t>
-            </w:r>
-            <w:proofErr w:type="gramEnd"/>
-            <w:r>
-              <w:rPr>
-                <w:sz w:val="24"/>
-                <w:szCs w:val="24"/>
-              </w:rPr>
-              <w:t xml:space="preserve"> hava ve konum verisiyle bağlam </w:t>
-            </w:r>
-            <w:proofErr w:type="gramStart"/>
-            <w:r>
-              <w:rPr>
-                <w:sz w:val="24"/>
-                <w:szCs w:val="24"/>
-              </w:rPr>
-              <w:t>zenginleştirme;</w:t>
-            </w:r>
-            <w:proofErr w:type="gramEnd"/>
-            <w:r>
-              <w:rPr>
-                <w:sz w:val="24"/>
-                <w:szCs w:val="24"/>
-              </w:rPr>
-              <w:t xml:space="preserve"> görev çıkarımı için düzenli ifadeler.</w:t>
-            </w:r>
-          </w:p>
-          <w:p>
-            <w:pPr>
-              <w:spacing w:line="360" w:lineRule="auto"/>
-              <w:ind w:right="113"/>
-              <w:rPr>
-                <w:sz w:val="24"/>
-                <w:szCs w:val="24"/>
-              </w:rPr>
-            </w:pPr>
-            <w:r>
-              <w:rPr>
-                <w:sz w:val="24"/>
-                <w:szCs w:val="24"/>
-              </w:rPr>
-              <w:t>Mobil uygulama: </w:t>
-            </w:r>
-            <w:proofErr w:type="spellStart"/>
-            <w:r>
-              <w:rPr>
-                <w:sz w:val="24"/>
-                <w:szCs w:val="24"/>
-              </w:rPr>
-              <w:t>React</w:t>
-            </w:r>
-            <w:proofErr w:type="spellEnd"/>
-            <w:r>
-              <w:rPr>
-                <w:sz w:val="24"/>
-                <w:szCs w:val="24"/>
-              </w:rPr>
-              <w:t xml:space="preserve"> </w:t>
-            </w:r>
-            <w:proofErr w:type="spellStart"/>
-            <w:r>
-              <w:rPr>
-                <w:sz w:val="24"/>
-                <w:szCs w:val="24"/>
-              </w:rPr>
-              <w:t>Native</w:t>
-            </w:r>
-            <w:proofErr w:type="spellEnd"/>
-            <w:r>
-              <w:rPr>
-                <w:sz w:val="24"/>
-                <w:szCs w:val="24"/>
-              </w:rPr>
-              <w:t xml:space="preserve">, Expo (bildirim, kamera/galeri erişimi); REST istemcisi ile </w:t>
-            </w:r>
-            <w:proofErr w:type="spellStart"/>
-            <w:r>
-              <w:rPr>
-                <w:sz w:val="24"/>
-                <w:szCs w:val="24"/>
-              </w:rPr>
-              <w:t>backend</w:t>
-            </w:r>
-            <w:proofErr w:type="spellEnd"/>
-            <w:r>
-              <w:rPr>
-                <w:sz w:val="24"/>
-                <w:szCs w:val="24"/>
-              </w:rPr>
-              <w:t xml:space="preserve"> entegrasyonu.</w:t>
-            </w:r>
-          </w:p>
-          <w:p>
-            <w:pPr>
-              <w:spacing w:line="360" w:lineRule="auto"/>
-              <w:ind w:right="113"/>
-              <w:rPr>
-                <w:sz w:val="24"/>
-                <w:szCs w:val="24"/>
-              </w:rPr>
-            </w:pPr>
-            <w:r>
-              <w:rPr>
-                <w:sz w:val="24"/>
-                <w:szCs w:val="24"/>
-              </w:rPr>
-              <w:t>Yöntem: Veri mühendisliği (sentetik üretim + ölçeklendirme), düşük kaynaklı ince ayar (</w:t>
-            </w:r>
-            <w:proofErr w:type="spellStart"/>
-            <w:r>
-              <w:rPr>
-                <w:sz w:val="24"/>
-                <w:szCs w:val="24"/>
-              </w:rPr>
-              <w:t>QLoRA</w:t>
-            </w:r>
-            <w:proofErr w:type="spellEnd"/>
-            <w:r>
-              <w:rPr>
-                <w:sz w:val="24"/>
-                <w:szCs w:val="24"/>
-              </w:rPr>
-              <w:t>/</w:t>
-            </w:r>
-            <w:proofErr w:type="spellStart"/>
-            <w:r>
-              <w:rPr>
-                <w:sz w:val="24"/>
-                <w:szCs w:val="24"/>
-              </w:rPr>
-              <w:t>LoRA</w:t>
-            </w:r>
-            <w:proofErr w:type="spellEnd"/>
-            <w:r>
-              <w:rPr>
-                <w:sz w:val="24"/>
-                <w:szCs w:val="24"/>
-              </w:rPr>
-              <w:t xml:space="preserve">), RAG ile halüsinasyon riskinin azaltılması, uçtan uca API testi ve modüler </w:t>
-            </w:r>
-            <w:proofErr w:type="spellStart"/>
-            <w:r>
-              <w:rPr>
-                <w:sz w:val="24"/>
-                <w:szCs w:val="24"/>
-              </w:rPr>
-              <w:t>router</w:t>
-            </w:r>
-            <w:proofErr w:type="spellEnd"/>
-            <w:r>
-              <w:rPr>
-                <w:sz w:val="24"/>
-                <w:szCs w:val="24"/>
-              </w:rPr>
-              <w:t xml:space="preserve"> yapısı.</w:t>
-            </w:r>
-          </w:p>
-          <w:p>
-            <w:pPr>
-              <w:spacing w:line="360" w:lineRule="auto"/>
-              <w:ind w:right="113"/>
-              <w:rPr>
-                <w:sz w:val="24"/>
-                <w:szCs w:val="24"/>
-              </w:rPr>
-            </w:pPr>
-          </w:p>
-          <w:p>
-            <w:pPr>
-              <w:spacing w:line="360" w:lineRule="auto"/>
-              <w:ind w:right="57"/>
-              <w:jc w:val="center"/>
-              <w:rPr>
-                <w:rFonts w:eastAsiaTheme="minorHAnsi"/>
-                <w:color w:val="000000"/>
-                <w:sz w:val="24"/>
-                <w:szCs w:val="24"/>
-                <w:lang w:eastAsia="en-US"/>
-              </w:rPr>
-            </w:pPr>
-          </w:p>
-          <w:p>
-            <w:pPr>
-              <w:spacing w:line="360" w:lineRule="auto"/>
-              <w:ind w:right="57"/>
-              <w:jc w:val="center"/>
-              <w:rPr>
-                <w:rFonts w:eastAsiaTheme="minorHAnsi"/>
-                <w:color w:val="000000"/>
-                <w:sz w:val="24"/>
-                <w:szCs w:val="24"/>
-                <w:lang w:eastAsia="en-US"/>
-              </w:rPr>
-            </w:pPr>
-          </w:p>
-          <w:p>
-            <w:pPr>
-              <w:spacing w:line="360" w:lineRule="auto"/>
-              <w:ind w:right="57"/>
-              <w:jc w:val="center"/>
-              <w:rPr>
-                <w:rFonts w:eastAsiaTheme="minorHAnsi"/>
-                <w:color w:val="000000"/>
-                <w:sz w:val="24"/>
-                <w:szCs w:val="24"/>
-                <w:lang w:eastAsia="en-US"/>
-              </w:rPr>
-            </w:pPr>
-          </w:p>
-          <w:p>
-            <w:pPr>
-              <w:spacing w:line="360" w:lineRule="auto"/>
-              <w:ind w:right="57"/>
-              <w:jc w:val="center"/>
-              <w:rPr>
-                <w:rFonts w:eastAsiaTheme="minorHAnsi"/>
-                <w:color w:val="000000"/>
-                <w:sz w:val="24"/>
-                <w:szCs w:val="24"/>
-                <w:lang w:eastAsia="en-US"/>
-              </w:rPr>
-            </w:pPr>
-          </w:p>
-          <w:p>
-            <w:pPr>
-              <w:spacing w:line="360" w:lineRule="auto"/>
-              <w:ind w:right="57"/>
-              <w:jc w:val="center"/>
-              <w:rPr>
-                <w:rFonts w:eastAsiaTheme="minorHAnsi"/>
-                <w:color w:val="000000"/>
-                <w:sz w:val="24"/>
-                <w:szCs w:val="24"/>
-                <w:lang w:eastAsia="en-US"/>
-              </w:rPr>
-            </w:pPr>
-          </w:p>
-          <w:p>
-            <w:pPr>
-              <w:spacing w:line="360" w:lineRule="auto"/>
-              <w:ind w:right="57"/>
-              <w:jc w:val="center"/>
-              <w:rPr>
-                <w:rFonts w:eastAsiaTheme="minorHAnsi"/>
-                <w:color w:val="000000"/>
-                <w:sz w:val="24"/>
-                <w:szCs w:val="24"/>
-                <w:lang w:eastAsia="en-US"/>
-              </w:rPr>
-            </w:pPr>
-          </w:p>
-          <w:p>
-            <w:pPr>
-              <w:spacing w:line="360" w:lineRule="auto"/>
-              <w:ind w:right="57"/>
-              <w:jc w:val="center"/>
-              <w:rPr>
-                <w:rFonts w:eastAsiaTheme="minorHAnsi"/>
-                <w:color w:val="000000"/>
-                <w:sz w:val="24"/>
-                <w:szCs w:val="24"/>
-                <w:lang w:eastAsia="en-US"/>
-              </w:rPr>
-            </w:pPr>
-          </w:p>
-          <w:p>
-            <w:pPr>
-              <w:spacing w:line="360" w:lineRule="auto"/>
-              <w:ind w:right="57"/>
-              <w:jc w:val="center"/>
-              <w:rPr>
-                <w:rFonts w:eastAsiaTheme="minorHAnsi"/>
-                <w:color w:val="000000"/>
-                <w:sz w:val="24"/>
-                <w:szCs w:val="24"/>
-                <w:lang w:eastAsia="en-US"/>
-              </w:rPr>
-            </w:pPr>
-          </w:p>
-          <w:p>
-            <w:pPr>
-              <w:spacing w:line="360" w:lineRule="auto"/>
-              <w:ind w:right="57"/>
-              <w:jc w:val="center"/>
-              <w:rPr>
-                <w:rFonts w:eastAsiaTheme="minorHAnsi"/>
-                <w:color w:val="000000"/>
-                <w:sz w:val="24"/>
-                <w:szCs w:val="24"/>
-                <w:lang w:eastAsia="en-US"/>
-              </w:rPr>
-            </w:pPr>
-          </w:p>
-          <w:p>
-            <w:pPr>
-              <w:spacing w:line="360" w:lineRule="auto"/>
-              <w:ind w:right="57"/>
-              <w:jc w:val="center"/>
-              <w:rPr>
-                <w:rFonts w:eastAsiaTheme="minorHAnsi"/>
-                <w:color w:val="000000"/>
-                <w:sz w:val="24"/>
-                <w:szCs w:val="24"/>
-                <w:lang w:eastAsia="en-US"/>
-              </w:rPr>
-            </w:pPr>
-          </w:p>
-          <w:p>
-            <w:pPr>
-              <w:spacing w:line="360" w:lineRule="auto"/>
-              <w:ind w:right="57"/>
-              <w:jc w:val="center"/>
-              <w:rPr>
-                <w:rFonts w:eastAsiaTheme="minorHAnsi"/>
-                <w:color w:val="000000"/>
-                <w:sz w:val="24"/>
-                <w:szCs w:val="24"/>
-                <w:lang w:eastAsia="en-US"/>
-              </w:rPr>
-            </w:pPr>
-          </w:p>
-          <w:p>
-            <w:pPr>
-              <w:spacing w:line="360" w:lineRule="auto"/>
-              <w:ind w:right="57"/>
-              <w:jc w:val="center"/>
-              <w:rPr>
-                <w:rFonts w:eastAsiaTheme="minorHAnsi"/>
-                <w:color w:val="000000"/>
-                <w:sz w:val="24"/>
-                <w:szCs w:val="24"/>
-                <w:lang w:eastAsia="en-US"/>
-              </w:rPr>
-            </w:pPr>
-          </w:p>
-          <w:p>
-            <w:pPr>
-              <w:spacing w:line="360" w:lineRule="auto"/>
-              <w:ind w:right="57"/>
-              <w:jc w:val="center"/>
-              <w:rPr>
-                <w:rFonts w:eastAsiaTheme="minorHAnsi"/>
-                <w:color w:val="000000"/>
-                <w:sz w:val="24"/>
-                <w:szCs w:val="24"/>
-                <w:lang w:eastAsia="en-US"/>
-              </w:rPr>
-            </w:pPr>
-          </w:p>
-          <w:p>
-            <w:pPr>
-              <w:spacing w:line="360" w:lineRule="auto"/>
-              <w:ind w:right="57"/>
-              <w:jc w:val="center"/>
-              <w:rPr>
-                <w:rFonts w:eastAsiaTheme="minorHAnsi"/>
-                <w:color w:val="000000"/>
-                <w:sz w:val="24"/>
-                <w:szCs w:val="24"/>
-                <w:lang w:eastAsia="en-US"/>
-              </w:rPr>
-            </w:pPr>
-          </w:p>
-          <w:p>
-            <w:pPr>
-              <w:spacing w:line="360" w:lineRule="auto"/>
-              <w:ind w:right="57"/>
-              <w:jc w:val="center"/>
-              <w:rPr>
-                <w:rFonts w:eastAsiaTheme="minorHAnsi"/>
-                <w:color w:val="000000"/>
-                <w:sz w:val="24"/>
-                <w:szCs w:val="24"/>
-                <w:lang w:eastAsia="en-US"/>
-              </w:rPr>
-            </w:pPr>
-          </w:p>
-          <w:p>
-            <w:pPr>
-              <w:spacing w:line="360" w:lineRule="auto"/>
-              <w:ind w:right="57"/>
-              <w:jc w:val="center"/>
-              <w:rPr>
-                <w:rFonts w:eastAsiaTheme="minorHAnsi"/>
-                <w:color w:val="000000"/>
-                <w:sz w:val="24"/>
-                <w:szCs w:val="24"/>
-                <w:lang w:eastAsia="en-US"/>
-              </w:rPr>
-            </w:pPr>
-          </w:p>
-          <w:p>
-            <w:pPr>
-              <w:spacing w:line="360" w:lineRule="auto"/>
-              <w:ind w:right="57"/>
-              <w:jc w:val="center"/>
-              <w:rPr>
-                <w:rFonts w:eastAsiaTheme="minorHAnsi"/>
-                <w:color w:val="000000"/>
-                <w:sz w:val="24"/>
-                <w:szCs w:val="24"/>
-                <w:lang w:eastAsia="en-US"/>
-              </w:rPr>
-            </w:pPr>
-          </w:p>
-          <w:p>
-            <w:pPr>
-              <w:spacing w:line="360" w:lineRule="auto"/>
-              <w:ind w:right="57"/>
-              <w:jc w:val="center"/>
-              <w:rPr>
-                <w:rFonts w:eastAsiaTheme="minorHAnsi"/>
-                <w:color w:val="000000"/>
-                <w:sz w:val="24"/>
-                <w:szCs w:val="24"/>
-                <w:lang w:eastAsia="en-US"/>
-              </w:rPr>
-            </w:pPr>
-          </w:p>
-          <w:p>
-            <w:pPr>
-              <w:spacing w:line="360" w:lineRule="auto"/>
-              <w:ind w:right="57"/>
-              <w:jc w:val="center"/>
-              <w:rPr>
-                <w:rFonts w:eastAsiaTheme="minorHAnsi"/>
-                <w:color w:val="000000"/>
-                <w:sz w:val="24"/>
-                <w:szCs w:val="24"/>
-                <w:lang w:eastAsia="en-US"/>
-              </w:rPr>
-            </w:pPr>
-          </w:p>
-          <w:p>
-            <w:pPr>
-              <w:spacing w:line="360" w:lineRule="auto"/>
-              <w:ind w:right="57"/>
-              <w:jc w:val="center"/>
-              <w:rPr>
-                <w:rFonts w:eastAsiaTheme="minorHAnsi"/>
-                <w:color w:val="000000"/>
-                <w:sz w:val="24"/>
-                <w:szCs w:val="24"/>
-                <w:lang w:eastAsia="en-US"/>
-              </w:rPr>
-            </w:pPr>
-          </w:p>
-          <w:p>
-            <w:pPr>
-              <w:spacing w:line="360" w:lineRule="auto"/>
-              <w:ind w:right="57"/>
-              <w:jc w:val="center"/>
-              <w:rPr>
-                <w:rFonts w:eastAsiaTheme="minorHAnsi"/>
-                <w:color w:val="000000"/>
-                <w:sz w:val="24"/>
-                <w:szCs w:val="24"/>
-                <w:lang w:eastAsia="en-US"/>
-              </w:rPr>
-            </w:pPr>
-          </w:p>
-          <w:p>
-            <w:pPr>
-              <w:spacing w:line="360" w:lineRule="auto"/>
-              <w:ind w:right="57"/>
-              <w:jc w:val="center"/>
-              <w:rPr>
-                <w:rFonts w:eastAsiaTheme="minorHAnsi"/>
-                <w:color w:val="000000"/>
-                <w:sz w:val="24"/>
-                <w:szCs w:val="24"/>
-                <w:lang w:eastAsia="en-US"/>
-              </w:rPr>
-            </w:pPr>
-          </w:p>
-          <w:p>
-            <w:pPr>
-              <w:spacing w:line="360" w:lineRule="auto"/>
-              <w:ind w:right="57"/>
-              <w:jc w:val="center"/>
-              <w:rPr>
-                <w:rFonts w:eastAsiaTheme="minorHAnsi"/>
-                <w:color w:val="000000"/>
-                <w:sz w:val="24"/>
-                <w:szCs w:val="24"/>
-                <w:lang w:eastAsia="en-US"/>
-              </w:rPr>
-            </w:pPr>
-          </w:p>
-          <w:p>
-            <w:pPr>
-              <w:spacing w:line="360" w:lineRule="auto"/>
-              <w:ind w:right="57"/>
-              <w:jc w:val="center"/>
-              <w:rPr>
-                <w:rFonts w:eastAsiaTheme="minorHAnsi"/>
-                <w:color w:val="000000"/>
-                <w:sz w:val="24"/>
-                <w:szCs w:val="24"/>
-                <w:lang w:eastAsia="en-US"/>
-              </w:rPr>
-            </w:pPr>
-          </w:p>
-          <w:p>
-            <w:pPr>
-              <w:spacing w:line="360" w:lineRule="auto"/>
-              <w:ind w:right="57"/>
-              <w:jc w:val="center"/>
-              <w:rPr>
-                <w:rFonts w:eastAsiaTheme="minorHAnsi"/>
-                <w:color w:val="000000"/>
-                <w:sz w:val="24"/>
-                <w:szCs w:val="24"/>
-                <w:lang w:eastAsia="en-US"/>
-              </w:rPr>
-            </w:pPr>
-          </w:p>
-          <w:p>
-            <w:pPr>
-              <w:spacing w:line="360" w:lineRule="auto"/>
-              <w:ind w:right="57"/>
-              <w:rPr>
-                <w:rFonts w:eastAsiaTheme="minorHAnsi"/>
-                <w:color w:val="000000"/>
-                <w:sz w:val="24"/>
-                <w:szCs w:val="24"/>
-                <w:lang w:eastAsia="en-US"/>
-              </w:rPr>
-            </w:pPr>
-          </w:p>
-          <w:p>
-            <w:pPr>
-              <w:spacing w:line="360" w:lineRule="auto"/>
-              <w:ind w:right="57"/>
-              <w:rPr>
-                <w:rFonts w:ascii="Consolas" w:eastAsiaTheme="minorHAnsi" w:hAnsi="Consolas" w:cs="Consolas"/>
-                <w:color w:val="000000"/>
-                <w:sz w:val="16"/>
-                <w:szCs w:val="16"/>
-                <w:lang w:eastAsia="en-US"/>
-              </w:rPr>
-            </w:pPr>
-          </w:p>
-          <w:p>
-            <w:pPr>
-              <w:spacing w:line="360" w:lineRule="auto"/>
-              <w:ind w:right="57"/>
-              <w:rPr>
-                <w:rFonts w:ascii="Consolas" w:eastAsiaTheme="minorHAnsi" w:hAnsi="Consolas" w:cs="Consolas"/>
-                <w:color w:val="000000"/>
-                <w:sz w:val="16"/>
-                <w:szCs w:val="16"/>
-                <w:lang w:eastAsia="en-US"/>
-              </w:rPr>
-            </w:pPr>
-          </w:p>
-          <w:p>
-            <w:pPr>
-              <w:spacing w:line="360" w:lineRule="auto"/>
-              <w:ind w:right="57"/>
-              <w:rPr>
-                <w:rFonts w:ascii="Consolas" w:eastAsiaTheme="minorHAnsi" w:hAnsi="Consolas" w:cs="Consolas"/>
-                <w:color w:val="000000"/>
-                <w:sz w:val="16"/>
-                <w:szCs w:val="16"/>
-                <w:lang w:eastAsia="en-US"/>
-              </w:rPr>
-            </w:pPr>
-          </w:p>
-          <w:p>
-            <w:pPr>
-              <w:spacing w:line="360" w:lineRule="auto"/>
-              <w:ind w:right="57"/>
-              <w:rPr>
-                <w:rFonts w:ascii="Consolas" w:eastAsiaTheme="minorHAnsi" w:hAnsi="Consolas" w:cs="Consolas"/>
-                <w:color w:val="000000"/>
-                <w:sz w:val="16"/>
-                <w:szCs w:val="16"/>
-                <w:lang w:eastAsia="en-US"/>
-              </w:rPr>
-            </w:pPr>
-          </w:p>
-          <w:p>
-            <w:pPr>
-              <w:spacing w:line="360" w:lineRule="auto"/>
-              <w:ind w:right="57"/>
-              <w:rPr>
-                <w:rFonts w:ascii="Consolas" w:eastAsiaTheme="minorHAnsi" w:hAnsi="Consolas" w:cs="Consolas"/>
-                <w:color w:val="000000"/>
-                <w:sz w:val="16"/>
-                <w:szCs w:val="16"/>
-                <w:lang w:eastAsia="en-US"/>
-              </w:rPr>
-            </w:pPr>
-          </w:p>
-          <w:p>
-            <w:pPr>
-              <w:spacing w:line="360" w:lineRule="auto"/>
-              <w:ind w:right="57"/>
-              <w:rPr>
-                <w:rFonts w:ascii="Consolas" w:eastAsiaTheme="minorHAnsi" w:hAnsi="Consolas" w:cs="Consolas"/>
-                <w:color w:val="000000"/>
-                <w:sz w:val="16"/>
-                <w:szCs w:val="16"/>
-                <w:lang w:eastAsia="en-US"/>
-              </w:rPr>
-            </w:pPr>
-          </w:p>
-          <w:p>
-            <w:pPr>
-              <w:spacing w:line="360" w:lineRule="auto"/>
-              <w:ind w:right="57"/>
-              <w:rPr>
-                <w:rFonts w:ascii="Consolas" w:eastAsiaTheme="minorHAnsi" w:hAnsi="Consolas" w:cs="Consolas"/>
-                <w:color w:val="000000"/>
-                <w:sz w:val="16"/>
-                <w:szCs w:val="16"/>
-                <w:lang w:eastAsia="en-US"/>
-              </w:rPr>
-            </w:pPr>
-          </w:p>
           <w:tbl>
             <w:tblPr>
               <w:tblW w:w="10348" w:type="dxa"/>
@@ -4528,13 +2691,183 @@
           </w:tbl>
           <w:p>
             <w:pPr>
-              <w:rPr>
-                <w:rFonts w:ascii="Arial" w:hAnsi="Arial"/>
+              <w:spacing w:after="0"/>
+              <w:jc w:val="both"/>
+            </w:pPr>
+            <w:r>
+              <w:rPr>
                 <w:b/>
-                <w:i/>
-                <w:sz w:val="22"/>
-              </w:rPr>
-            </w:pPr>
+              </w:rPr>
+              <w:t>PROJEDE KULLANILAN MATERYAL VE METOTLAR</w:t>
+            </w:r>
+          </w:p>
+          <w:p>
+            <w:pPr>
+              <w:spacing w:before="0" w:after="0"/>
+              <w:jc w:val="both"/>
+            </w:pPr>
+            <w:r>
+              <w:rPr>
+                <w:b/>
+              </w:rPr>
+              <w:t>1. Donanım ve dağıtım altyapısı</w:t>
+            </w:r>
+          </w:p>
+          <w:p>
+            <w:pPr>
+              <w:spacing w:after="0"/>
+              <w:jc w:val="both"/>
+            </w:pPr>
+            <w:r>
+              <w:rPr>
+                <w:b w:val="0"/>
+              </w:rPr>
+              <w:t>Sistem, üretim benzeri bir ortamı temsil edecek biçimde VDS üzerinde konumlandırılmıştır. Sunucu tarafında Uvicorn tabanlı ASGI çalıştırma modeli tercih edilmiş; böylece eşzamanlı istek yönetimi, API servis sürekliliği ve modüler bileşenlerin tek uygulama çatısı altında işletilmesi amaçlanmıştır. Bu tercih, bitirme projesi ölçeğinde maliyet-etkin bir dağıtım stratejisi sunarken, gerçek kullanım senaryolarına yakın bir operasyonel çerçeve oluşturmuştur.</w:t>
+            </w:r>
+          </w:p>
+          <w:p>
+            <w:pPr>
+              <w:spacing w:before="0" w:after="0"/>
+              <w:jc w:val="both"/>
+            </w:pPr>
+            <w:r>
+              <w:rPr>
+                <w:b/>
+              </w:rPr>
+              <w:t>2. Sunucu yazılımı ve servis katmanı</w:t>
+            </w:r>
+          </w:p>
+          <w:p>
+            <w:pPr>
+              <w:spacing w:after="0"/>
+              <w:jc w:val="both"/>
+            </w:pPr>
+            <w:r>
+              <w:rPr>
+                <w:b w:val="0"/>
+              </w:rPr>
+              <w:t>Backend katmanı Python ve FastAPI kullanılarak geliştirilmiştir. Kimlik doğrulama, sohbet, görev yönetimi ve yardımcı araçlar ayrı yönlendiriciler altında kurgulanmış; veritabanı erişimi, güvenlik, loglama, hava durumu, bildirim, Redis önbelleği, LLM yönetimi ve RAG işlemleri servis katmanında modüler olarak ayrıştırılmıştır. Bu yöntem, sorumlulukların ayrılması ilkesine uygun bir yapı sağlayarak test edilebilirliği ve bakım kolaylığını artırmıştır.</w:t>
+            </w:r>
+          </w:p>
+          <w:p>
+            <w:pPr>
+              <w:spacing w:before="0" w:after="0"/>
+              <w:jc w:val="both"/>
+            </w:pPr>
+            <w:r>
+              <w:rPr>
+                <w:b/>
+              </w:rPr>
+              <w:t>3. Veri katmanı ve durum yönetimi</w:t>
+            </w:r>
+          </w:p>
+          <w:p>
+            <w:pPr>
+              <w:spacing w:after="0"/>
+              <w:jc w:val="both"/>
+            </w:pPr>
+            <w:r>
+              <w:rPr>
+                <w:b w:val="0"/>
+              </w:rPr>
+              <w:t>İlişkisel veriler için MySQL kullanılmış; kullanıcı bilgileri, sohbet geçmişi ve görev kayıtları bu katmanda tutulmuştur. Anlamsal arama için Qdrant vektör veritabanı tercih edilmiş; böylece kullanıcı sorgusuyla ilişkili tarımsal içeriklerin bağlam olarak seçilmesi mümkün kılınmıştır. Redis ise özellikle hava durumu ve konum çözümleme gibi tekrarlı servis çağrılarında önbellek katmanı olarak kullanılmıştır. Bu üçlü yapı; kalıcı veri, anlamsal bağlam ve kısa süreli performans verisi ihtiyaçlarını farklı uzmanlık katmanlarında karşılamaktadır.</w:t>
+            </w:r>
+          </w:p>
+          <w:p>
+            <w:pPr>
+              <w:spacing w:before="0" w:after="0"/>
+              <w:jc w:val="both"/>
+            </w:pPr>
+            <w:r>
+              <w:rPr>
+                <w:b/>
+              </w:rPr>
+              <w:t>4. Yapay zekâ bileşenleri ve modelleme yaklaşımı</w:t>
+            </w:r>
+          </w:p>
+          <w:p>
+            <w:pPr>
+              <w:spacing w:after="0"/>
+              <w:jc w:val="both"/>
+            </w:pPr>
+            <w:r>
+              <w:rPr>
+                <w:b w:val="0"/>
+              </w:rPr>
+              <w:t>Sistemin üretim tarafında yerel GGUF biçiminde çalışan Qwen tabanlı bir model kullanılmaktadır. Model yükleme sürecinde prompt önbelleği ve ön ısıtma adımları kullanılarak ilk yanıt gecikmesi azaltılmıştır. Bilgi erişim katmanında Ollama üzerinden elde edilen embedding vektörleri ile Qdrant üzerinde RAG sorgulaması yapılmakta; böylece modelin yalnızca parametre bilgisinden değil, güncel veri havuzundan da beslenmesi sağlanmaktadır. Eğitim tarafında ise düşük donanım kaynakları altında uygulanabilir olması nedeniyle QLoRA/LoRA ve Unsloth yaklaşımı temel yöntem olarak benimsenmiştir.</w:t>
+            </w:r>
+          </w:p>
+          <w:p>
+            <w:pPr>
+              <w:spacing w:before="0" w:after="0"/>
+              <w:jc w:val="both"/>
+            </w:pPr>
+            <w:r>
+              <w:rPr>
+                <w:b/>
+              </w:rPr>
+              <w:t>5. Mobil istemci teknolojileri</w:t>
+            </w:r>
+          </w:p>
+          <w:p>
+            <w:pPr>
+              <w:spacing w:after="0"/>
+              <w:jc w:val="both"/>
+            </w:pPr>
+            <w:r>
+              <w:rPr>
+                <w:b w:val="0"/>
+              </w:rPr>
+              <w:t>Mobil uygulama React Native ve Expo kullanılarak geliştirilmiştir. Uygulama; hava durumu gösterge paneli, sohbet ekranı, görev takvimi, bildirimler, profil yönetimi, harita görüntüleme ve fotoğraf analizi gibi modüllerden oluşmaktadır. Expo Location ile konum alınmakta, Expo Notifications ile cihaz bildirimleri yönetilmekte, Expo Secure Store ile erişim belirteci güvenli biçimde saklanmaktadır. Böylece istemci tarafı, saha koşullarında kullanılabilecek pratik bir etkileşim katmanı sunmaktadır.</w:t>
+            </w:r>
+          </w:p>
+          <w:p>
+            <w:pPr>
+              <w:spacing w:before="0" w:after="0"/>
+              <w:jc w:val="both"/>
+            </w:pPr>
+            <w:r>
+              <w:rPr>
+                <w:b/>
+              </w:rPr>
+              <w:t>6. Yöntemsel iş akışı</w:t>
+            </w:r>
+          </w:p>
+          <w:p>
+            <w:pPr>
+              <w:spacing w:after="0"/>
+              <w:jc w:val="both"/>
+            </w:pPr>
+            <w:r>
+              <w:rPr>
+                <w:b w:val="0"/>
+              </w:rPr>
+              <w:t>Sistem akışı temel olarak şu şekilde işlemektedir: kullanıcı mobil uygulama üzerinden sorgu gönderir; sunucu gerekli ise konum ve hava durumu verisini toplar; ilgili sorgu embedding işleminden geçirilerek Qdrant üzerinde benzer içerikler bulunur; elde edilen bağlam, kısa sohbet geçmişi ve güncel saha verisi ile birlikte yerel modele aktarılır; model yanıt üretirken uygun eylem önerileri özel görev kalıbı ile işaretlenir; bu görevler sunucu tarafında ayrıştırılarak kullanıcı takvimine kaydedilir ve zamanı geldiğinde bildirim servisi aracılığıyla kullanıcıya hatırlatma yapılır. Bu akış, bilgi sağlama ile eyleme dönüştürülebilir öneri üretimini aynı mimari üzerinde birleştirmektedir.</w:t>
+            </w:r>
+          </w:p>
+          <w:p>
+            <w:pPr>
+              <w:spacing w:before="0" w:after="0"/>
+              <w:jc w:val="both"/>
+            </w:pPr>
+            <w:r>
+              <w:rPr>
+                <w:b/>
+              </w:rPr>
+              <w:t>7. Değerlendirme yaklaşımı ve geliştirmeye açık alanlar</w:t>
+            </w:r>
+          </w:p>
+          <w:p>
+            <w:pPr>
+              <w:spacing w:after="0"/>
+              <w:jc w:val="both"/>
+            </w:pPr>
+            <w:r>
+              <w:rPr>
+                <w:b w:val="0"/>
+              </w:rPr>
+              <w:t>Bu aşamada değerlendirme, işlevsel doğrulama ve uçtan uca entegrasyon başarısı üzerinden yürütülmüştür. Sohbet üretimi, görev çıkarımı, bildirim tetikleme, hava durumu çağrıları, harita üretimi ve mobil istemci senaryoları birlikte ele alınmıştır. Takip eden aşamada, öneri doğruluğunun uzman görüşü ile puanlanması, gecikme sürelerinin ölçülmesi, önbellek etkisinin nicel olarak raporlanması ve görüntü analizi modülünün gerçek model ile sınanması planlanmaktadır. Ayrıca OCR destekli çok kipli analiz, refresh token temelli daha dayanıklı oturum yönetimi, rate limiting, daraltılmış CORS politikası ve mağaza yayını öncesi pilot kullanıcı testi, uygulanabilir sonraki adımlar olarak değerlendirilmiştir.</w:t>
+            </w:r>
           </w:p>
         </w:tc>
       </w:tr>
